--- a/word_templates/paut_master.docx
+++ b/word_templates/paut_master.docx
@@ -968,6 +968,7 @@
                 <w:tab w:val="left" w:pos="-720"/>
               </w:tabs>
               <w:suppressAutoHyphens/>
+              <w:jc w:val="left"/>
               <w:rPr>
                 <w:color w:val="000000"/>
                 <w:spacing w:val="-2"/>
@@ -988,6 +989,7 @@
               </w:tabs>
               <w:suppressAutoHyphens/>
               <w:spacing w:after="0"/>
+              <w:jc w:val="left"/>
               <w:rPr>
                 <w:b/>
                 <w:color w:val="000000"/>
@@ -1012,6 +1014,7 @@
               </w:tabs>
               <w:suppressAutoHyphens/>
               <w:spacing w:after="0"/>
+              <w:jc w:val="left"/>
               <w:rPr>
                 <w:bCs/>
                 <w:color w:val="000000"/>
@@ -1035,6 +1038,7 @@
                 <w:tab w:val="left" w:pos="-720"/>
               </w:tabs>
               <w:suppressAutoHyphens/>
+              <w:jc w:val="left"/>
               <w:rPr>
                 <w:sz w:val="20"/>
               </w:rPr>
@@ -1045,12 +1049,40 @@
               </w:rPr>
               <w:t xml:space="preserve">See the Results table on page </w:t>
             </w:r>
-            <w:fldSimple w:instr=" PAGEREF _Toc239168045 \h ">
-              <w:r>
-                <w:t/>
-              </w:r>
-            </w:fldSimple>
-            <w:r>
+            <w:r>
+              <w:rPr>
+                <w:sz w:val="20"/>
+              </w:rPr>
+              <w:fldChar w:fldCharType="begin"/>
+            </w:r>
+            <w:r>
+              <w:rPr>
+                <w:sz w:val="20"/>
+              </w:rPr>
+              <w:instrText xml:space="preserve"> PAGEREF _Toc239168045 \h \* MERGEFORMAT </w:instrText>
+            </w:r>
+            <w:r>
+              <w:rPr>
+                <w:sz w:val="20"/>
+              </w:rPr>
+              <w:fldChar w:fldCharType="separate"/>
+            </w:r>
+            <w:r>
+              <w:rPr>
+                <w:sz w:val="20"/>
+              </w:rPr>
+              <w:t/>
+            </w:r>
+            <w:r>
+              <w:rPr>
+                <w:sz w:val="20"/>
+              </w:rPr>
+              <w:fldChar w:fldCharType="end"/>
+            </w:r>
+            <w:r>
+              <w:rPr>
+                <w:sz w:val="20"/>
+              </w:rPr>
               <w:t xml:space="preserve"> of this report for details of each individual scan area.</w:t>
             </w:r>
           </w:p>
@@ -4899,7 +4931,8 @@
       </w:tblGrid>
       <w:tr>
         <w:trPr>
-          <w:trHeight w:val="4968"/>
+          <w:cantSplit/>
+          <w:trHeight w:val="{{ r.image_twips }}" w:hRule="exact"/>
           <w:jc w:val="center"/>
         </w:trPr>
         <w:tc>
@@ -4910,6 +4943,7 @@
           </w:tcPr>
           <w:p>
             <w:pPr>
+              <w:keepNext/>
               <w:spacing w:after="0"/>
               <w:jc w:val="center"/>
               <w:rPr>
@@ -4925,7 +4959,8 @@
       </w:tr>
       <w:tr>
         <w:trPr>
-          <w:trHeight w:val="1081"/>
+          <w:cantSplit/>
+          <w:trHeight w:val="{{ r.comments_twips }}" w:hRule="exact"/>
           <w:jc w:val="center"/>
         </w:trPr>
         <w:tc>
@@ -4995,8 +5030,8 @@
             <w:r>
               <w:rPr>
                 <w:rFonts w:ascii="Times New Roman" w:hAnsi="Times New Roman" w:cs="Times New Roman"/>
-                <w:sz w:val="18"/>
-                <w:szCs w:val="18"/>
+                <w:sz w:val="{{ r.comment_half_points }}"/>
+                <w:szCs w:val="{{ r.comment_half_points }}"/>
               </w:rPr>
               <w:t>{{ r.comments }}</w:t>
             </w:r>

--- a/word_templates/paut_master.docx
+++ b/word_templates/paut_master.docx
@@ -2306,21 +2306,9 @@
           <w:sz w:val="22"/>
           <w:szCs w:val="22"/>
         </w:rPr>
-        <w:t xml:space="preserve">In the Results section, a table has been constructed to generalize the analysis of each scan location. Images will also be included for the analysis, which includes the detection corrosion or cracking, if any, along with a comment column used for explaining trends or making general comments. Each scan image provides a C-scan (top view), B-scan (side view), D-scan (end view) and </w:t>
+        <w:t>{{ discussion }}</w:t>
       </w:r>
       <w:r>
-        <w:rPr>
-          <w:sz w:val="22"/>
-          <w:szCs w:val="22"/>
-        </w:rPr>
-        <w:lastRenderedPageBreak/>
-        <w:t>A-scan (reflected sound amplitude vs time). The crosshairs are placed on the minimum thickness, or the largest indication observed in the scan area.</w:t>
-      </w:r>
-      <w:r>
-        <w:rPr>
-          <w:sz w:val="22"/>
-          <w:szCs w:val="22"/>
-        </w:rPr>
         <w:br w:type="page"/>
       </w:r>
     </w:p>

--- a/word_templates/paut_master.docx
+++ b/word_templates/paut_master.docx
@@ -1157,6 +1157,9 @@
             </w:r>
           </w:p>
           <w:p>
+            <w:pPr>
+              <w:jc w:val="left"/>
+            </w:pPr>
             <w:r>
               <w:t>{%p for p in prepared_by %}</w:t>
             </w:r>
@@ -1176,12 +1179,13 @@
                 <w:rFonts w:ascii="Times New Roman" w:hAnsi="Times New Roman"/>
                 <w:szCs w:val="18"/>
               </w:rPr>
-              <w:t>{{ p.name }}</w:t>
-              <w:br/>
-              <w:t>{{ p.certification }}</w:t>
-            </w:r>
-          </w:p>
-          <w:p>
+              <w:t>{{ p.name }}{% if p.certification %} / {{ p.certification }}{% endif %}</w:t>
+            </w:r>
+          </w:p>
+          <w:p>
+            <w:pPr>
+              <w:jc w:val="left"/>
+            </w:pPr>
             <w:r>
               <w:t>{%p endfor %}</w:t>
             </w:r>
@@ -1340,6 +1344,7 @@
             <w:pPr>
               <w:pStyle w:val="Summary2"/>
               <w:spacing w:before="0" w:after="0"/>
+              <w:jc w:val="left"/>
               <w:rPr>
                 <w:i/>
                 <w:sz w:val="18"/>
@@ -1356,6 +1361,9 @@
             </w:r>
           </w:p>
           <w:p>
+            <w:pPr>
+              <w:jc w:val="left"/>
+            </w:pPr>
             <w:r>
               <w:t>{%p for p in examined_by %}</w:t>
             </w:r>
@@ -1364,6 +1372,7 @@
             <w:pPr>
               <w:pStyle w:val="Summary2"/>
               <w:spacing w:before="0" w:after="0"/>
+              <w:jc w:val="left"/>
               <w:rPr>
                 <w:i/>
                 <w:sz w:val="18"/>
@@ -1376,12 +1385,13 @@
                 <w:sz w:val="18"/>
                 <w:szCs w:val="18"/>
               </w:rPr>
-              <w:t>{{ p.name }}</w:t>
-              <w:br/>
-              <w:t>{{ p.certification }}</w:t>
-            </w:r>
-          </w:p>
-          <w:p>
+              <w:t>{{ p.name }}{% if p.certification %} / {{ p.certification }}{% endif %}</w:t>
+            </w:r>
+          </w:p>
+          <w:p>
+            <w:pPr>
+              <w:jc w:val="left"/>
+            </w:pPr>
             <w:r>
               <w:t>{%p endfor %}</w:t>
             </w:r>
@@ -1521,6 +1531,9 @@
             </w:r>
           </w:p>
           <w:p>
+            <w:pPr>
+              <w:jc w:val="left"/>
+            </w:pPr>
             <w:r>
               <w:t>{%p for p in reviewed_by %}</w:t>
             </w:r>
@@ -1546,6 +1559,9 @@
             </w:r>
           </w:p>
           <w:p>
+            <w:pPr>
+              <w:jc w:val="left"/>
+            </w:pPr>
             <w:r>
               <w:t>{%p endfor %}</w:t>
             </w:r>

--- a/word_templates/paut_master.docx
+++ b/word_templates/paut_master.docx
@@ -3489,6 +3489,7 @@
         <w:tabs>
           <w:tab w:val="left" w:pos="2257"/>
         </w:tabs>
+        <w:jc w:val="center"/>
         <w:rPr>
           <w:noProof/>
         </w:rPr>
